--- a/template_section22.docx
+++ b/template_section22.docx
@@ -2,6 +2,35 @@
 <file path=word/document.xml><?xml version="1.0" encoding="utf-8"?>
 <w:document xmlns:wpc="http://schemas.microsoft.com/office/word/2010/wordprocessingCanvas" xmlns:cx="http://schemas.microsoft.com/office/drawing/2014/chartex" xmlns:cx1="http://schemas.microsoft.com/office/drawing/2015/9/8/chartex" xmlns:cx2="http://schemas.microsoft.com/office/drawing/2015/10/21/chartex" xmlns:cx3="http://schemas.microsoft.com/office/drawing/2016/5/9/chartex" xmlns:cx4="http://schemas.microsoft.com/office/drawing/2016/5/10/chartex" xmlns:cx5="http://schemas.microsoft.com/office/drawing/2016/5/11/chartex" xmlns:cx6="http://schemas.microsoft.com/office/drawing/2016/5/12/chartex" xmlns:cx7="http://schemas.microsoft.com/office/drawing/2016/5/13/chartex" xmlns:cx8="http://schemas.microsoft.com/office/drawing/2016/5/14/chartex" xmlns:mc="http://schemas.openxmlformats.org/markup-compatibility/2006" xmlns:aink="http://schemas.microsoft.com/office/drawing/2016/ink" xmlns:am3d="http://schemas.microsoft.com/office/drawing/2017/model3d" xmlns:o="urn:schemas-microsoft-com:office:office" xmlns:oel="http://schemas.microsoft.com/office/2019/extlst" xmlns:r="http://schemas.openxmlformats.org/officeDocument/2006/relationships" xmlns:m="http://schemas.openxmlformats.org/officeDocument/2006/math" xmlns:v="urn:schemas-microsoft-com:vml" xmlns:wp14="http://schemas.microsoft.com/office/word/2010/wordprocessingDrawing" xmlns:wp="http://schemas.openxmlformats.org/drawingml/2006/wordprocessingDrawing" xmlns:w10="urn:schemas-microsoft-com:office:word" xmlns:w="http://schemas.openxmlformats.org/wordprocessingml/2006/main" xmlns:w14="http://schemas.microsoft.com/office/word/2010/wordml" xmlns:w15="http://schemas.microsoft.com/office/word/2012/wordml" xmlns:w16cex="http://schemas.microsoft.com/office/word/2018/wordml/cex" xmlns:w16cid="http://schemas.microsoft.com/office/word/2016/wordml/cid" xmlns:w16="http://schemas.microsoft.com/office/word/2018/wordml" xmlns:w16du="http://schemas.microsoft.com/office/word/2023/wordml/word16du" xmlns:w16sdtdh="http://schemas.microsoft.com/office/word/2020/wordml/sdtdatahash" xmlns:w16sdtfl="http://schemas.microsoft.com/office/word/2024/wordml/sdtformatlock" xmlns:w16se="http://schemas.microsoft.com/office/word/2015/wordml/symex" xmlns:wpg="http://schemas.microsoft.com/office/word/2010/wordprocessingGroup" xmlns:wpi="http://schemas.microsoft.com/office/word/2010/wordprocessingInk" xmlns:wne="http://schemas.microsoft.com/office/word/2006/wordml" xmlns:wps="http://schemas.microsoft.com/office/word/2010/wordprocessingShape" mc:Ignorable="w14 w15 w16se w16cid w16 w16cex w16sdtdh w16sdtfl w16du wp14">
   <w:body>
+    <w:p>
+      <w:pPr>
+        <w:pStyle w:val="a4"/>
+        <w:jc w:val="center"/>
+        <w:rPr>
+          <w:rFonts w:ascii="TH SarabunIT๙" w:hAnsi="TH SarabunIT๙" w:cs="TH SarabunIT๙"/>
+          <w:sz w:val="32"/>
+          <w:szCs w:val="32"/>
+        </w:rPr>
+      </w:pPr>
+      <w:r>
+        <w:rPr>
+          <w:rFonts w:ascii="TH SarabunIT๙" w:hAnsi="TH SarabunIT๙" w:cs="TH SarabunIT๙"/>
+          <w:sz w:val="32"/>
+          <w:szCs w:val="32"/>
+        </w:rPr>
+        <w:t xml:space="preserve">{% for suspect in </w:t>
+      </w:r>
+      <w:proofErr w:type="gramStart"/>
+      <w:r>
+        <w:rPr>
+          <w:rFonts w:ascii="TH SarabunIT๙" w:hAnsi="TH SarabunIT๙" w:cs="TH SarabunIT๙"/>
+          <w:sz w:val="32"/>
+          <w:szCs w:val="32"/>
+        </w:rPr>
+        <w:t>suspects %}</w:t>
+      </w:r>
+      <w:proofErr w:type="gramEnd"/>
+    </w:p>
     <w:p>
       <w:pPr>
         <w:pStyle w:val="a4"/>
@@ -1587,7 +1616,7 @@
             <w:pPr>
               <w:jc w:val="center"/>
               <w:rPr>
-                <w:rFonts w:ascii="TH SarabunIT๙" w:hAnsi="TH SarabunIT๙" w:cs="TH SarabunIT๙" w:hint="cs"/>
+                <w:rFonts w:ascii="TH SarabunIT๙" w:hAnsi="TH SarabunIT๙" w:cs="TH SarabunIT๙"/>
                 <w:sz w:val="32"/>
                 <w:szCs w:val="32"/>
                 <w:cs/>
@@ -1617,6 +1646,7 @@
     </w:p>
     <w:p>
       <w:pPr>
+        <w:jc w:val="center"/>
         <w:rPr>
           <w:rFonts w:ascii="TH SarabunIT๙" w:hAnsi="TH SarabunIT๙" w:cs="TH SarabunIT๙"/>
           <w:noProof/>
@@ -1624,6 +1654,15 @@
           <w:szCs w:val="32"/>
         </w:rPr>
       </w:pPr>
+      <w:r>
+        <w:rPr>
+          <w:rFonts w:ascii="TH SarabunIT๙" w:hAnsi="TH SarabunIT๙" w:cs="TH SarabunIT๙"/>
+          <w:noProof/>
+          <w:sz w:val="32"/>
+          <w:szCs w:val="32"/>
+        </w:rPr>
+        <w:t>{% endfor %}</w:t>
+      </w:r>
     </w:p>
     <w:p>
       <w:pPr>

--- a/template_section22.docx
+++ b/template_section22.docx
@@ -2,35 +2,6 @@
 <file path=word/document.xml><?xml version="1.0" encoding="utf-8"?>
 <w:document xmlns:wpc="http://schemas.microsoft.com/office/word/2010/wordprocessingCanvas" xmlns:cx="http://schemas.microsoft.com/office/drawing/2014/chartex" xmlns:cx1="http://schemas.microsoft.com/office/drawing/2015/9/8/chartex" xmlns:cx2="http://schemas.microsoft.com/office/drawing/2015/10/21/chartex" xmlns:cx3="http://schemas.microsoft.com/office/drawing/2016/5/9/chartex" xmlns:cx4="http://schemas.microsoft.com/office/drawing/2016/5/10/chartex" xmlns:cx5="http://schemas.microsoft.com/office/drawing/2016/5/11/chartex" xmlns:cx6="http://schemas.microsoft.com/office/drawing/2016/5/12/chartex" xmlns:cx7="http://schemas.microsoft.com/office/drawing/2016/5/13/chartex" xmlns:cx8="http://schemas.microsoft.com/office/drawing/2016/5/14/chartex" xmlns:mc="http://schemas.openxmlformats.org/markup-compatibility/2006" xmlns:aink="http://schemas.microsoft.com/office/drawing/2016/ink" xmlns:am3d="http://schemas.microsoft.com/office/drawing/2017/model3d" xmlns:o="urn:schemas-microsoft-com:office:office" xmlns:oel="http://schemas.microsoft.com/office/2019/extlst" xmlns:r="http://schemas.openxmlformats.org/officeDocument/2006/relationships" xmlns:m="http://schemas.openxmlformats.org/officeDocument/2006/math" xmlns:v="urn:schemas-microsoft-com:vml" xmlns:wp14="http://schemas.microsoft.com/office/word/2010/wordprocessingDrawing" xmlns:wp="http://schemas.openxmlformats.org/drawingml/2006/wordprocessingDrawing" xmlns:w10="urn:schemas-microsoft-com:office:word" xmlns:w="http://schemas.openxmlformats.org/wordprocessingml/2006/main" xmlns:w14="http://schemas.microsoft.com/office/word/2010/wordml" xmlns:w15="http://schemas.microsoft.com/office/word/2012/wordml" xmlns:w16cex="http://schemas.microsoft.com/office/word/2018/wordml/cex" xmlns:w16cid="http://schemas.microsoft.com/office/word/2016/wordml/cid" xmlns:w16="http://schemas.microsoft.com/office/word/2018/wordml" xmlns:w16du="http://schemas.microsoft.com/office/word/2023/wordml/word16du" xmlns:w16sdtdh="http://schemas.microsoft.com/office/word/2020/wordml/sdtdatahash" xmlns:w16sdtfl="http://schemas.microsoft.com/office/word/2024/wordml/sdtformatlock" xmlns:w16se="http://schemas.microsoft.com/office/word/2015/wordml/symex" xmlns:wpg="http://schemas.microsoft.com/office/word/2010/wordprocessingGroup" xmlns:wpi="http://schemas.microsoft.com/office/word/2010/wordprocessingInk" xmlns:wne="http://schemas.microsoft.com/office/word/2006/wordml" xmlns:wps="http://schemas.microsoft.com/office/word/2010/wordprocessingShape" mc:Ignorable="w14 w15 w16se w16cid w16 w16cex w16sdtdh w16sdtfl w16du wp14">
   <w:body>
-    <w:p>
-      <w:pPr>
-        <w:pStyle w:val="a4"/>
-        <w:jc w:val="center"/>
-        <w:rPr>
-          <w:rFonts w:ascii="TH SarabunIT๙" w:hAnsi="TH SarabunIT๙" w:cs="TH SarabunIT๙"/>
-          <w:sz w:val="32"/>
-          <w:szCs w:val="32"/>
-        </w:rPr>
-      </w:pPr>
-      <w:r>
-        <w:rPr>
-          <w:rFonts w:ascii="TH SarabunIT๙" w:hAnsi="TH SarabunIT๙" w:cs="TH SarabunIT๙"/>
-          <w:sz w:val="32"/>
-          <w:szCs w:val="32"/>
-        </w:rPr>
-        <w:t xml:space="preserve">{% for suspect in </w:t>
-      </w:r>
-      <w:proofErr w:type="gramStart"/>
-      <w:r>
-        <w:rPr>
-          <w:rFonts w:ascii="TH SarabunIT๙" w:hAnsi="TH SarabunIT๙" w:cs="TH SarabunIT๙"/>
-          <w:sz w:val="32"/>
-          <w:szCs w:val="32"/>
-        </w:rPr>
-        <w:t>suspects %}</w:t>
-      </w:r>
-      <w:proofErr w:type="gramEnd"/>
-    </w:p>
     <w:p>
       <w:pPr>
         <w:pStyle w:val="a4"/>
@@ -1635,35 +1606,6 @@
         </w:tc>
       </w:tr>
     </w:tbl>
-    <w:p>
-      <w:pPr>
-        <w:rPr>
-          <w:rFonts w:ascii="TH SarabunIT๙" w:hAnsi="TH SarabunIT๙" w:cs="TH SarabunIT๙"/>
-          <w:sz w:val="32"/>
-          <w:szCs w:val="32"/>
-        </w:rPr>
-      </w:pPr>
-    </w:p>
-    <w:p>
-      <w:pPr>
-        <w:jc w:val="center"/>
-        <w:rPr>
-          <w:rFonts w:ascii="TH SarabunIT๙" w:hAnsi="TH SarabunIT๙" w:cs="TH SarabunIT๙"/>
-          <w:noProof/>
-          <w:sz w:val="32"/>
-          <w:szCs w:val="32"/>
-        </w:rPr>
-      </w:pPr>
-      <w:r>
-        <w:rPr>
-          <w:rFonts w:ascii="TH SarabunIT๙" w:hAnsi="TH SarabunIT๙" w:cs="TH SarabunIT๙"/>
-          <w:noProof/>
-          <w:sz w:val="32"/>
-          <w:szCs w:val="32"/>
-        </w:rPr>
-        <w:t>{% endfor %}</w:t>
-      </w:r>
-    </w:p>
     <w:p>
       <w:pPr>
         <w:rPr>
@@ -2114,6 +2056,7 @@
   <w:style w:type="character" w:default="1" w:styleId="a1">
     <w:name w:val="Default Paragraph Font"/>
     <w:uiPriority w:val="1"/>
+    <w:semiHidden/>
     <w:unhideWhenUsed/>
   </w:style>
   <w:style w:type="table" w:default="1" w:styleId="a2">

--- a/template_section22.docx
+++ b/template_section22.docx
@@ -297,23 +297,13 @@
           <w:szCs w:val="32"/>
         </w:rPr>
       </w:pPr>
-      <w:proofErr w:type="gramStart"/>
-      <w:r>
-        <w:rPr>
-          <w:rFonts w:ascii="TH SarabunIT๙" w:hAnsi="TH SarabunIT๙" w:cs="TH SarabunIT๙"/>
-          <w:sz w:val="32"/>
-          <w:szCs w:val="32"/>
-        </w:rPr>
-        <w:t>{{ suspect.name</w:t>
-      </w:r>
-      <w:proofErr w:type="gramEnd"/>
-      <w:r>
-        <w:rPr>
-          <w:rFonts w:ascii="TH SarabunIT๙" w:hAnsi="TH SarabunIT๙" w:cs="TH SarabunIT๙"/>
-          <w:sz w:val="32"/>
-          <w:szCs w:val="32"/>
-        </w:rPr>
-        <w:t xml:space="preserve"> }} </w:t>
+      <w:r>
+        <w:rPr>
+          <w:rFonts w:ascii="TH SarabunIT๙" w:hAnsi="TH SarabunIT๙" w:cs="TH SarabunIT๙"/>
+          <w:sz w:val="32"/>
+          <w:szCs w:val="32"/>
+        </w:rPr>
+        <w:t xml:space="preserve">{{ suspect.name }} </w:t>
       </w:r>
       <w:r>
         <w:rPr>
@@ -333,59 +323,65 @@
         </w:rPr>
         <w:t xml:space="preserve"> </w:t>
       </w:r>
-      <w:proofErr w:type="gramStart"/>
-      <w:r>
-        <w:rPr>
-          <w:rFonts w:ascii="TH SarabunIT๙" w:hAnsi="TH SarabunIT๙" w:cs="TH SarabunIT๙"/>
-          <w:sz w:val="32"/>
-          <w:szCs w:val="32"/>
-        </w:rPr>
-        <w:t xml:space="preserve">{{ </w:t>
-      </w:r>
-      <w:proofErr w:type="spellStart"/>
-      <w:r>
-        <w:rPr>
-          <w:rFonts w:ascii="TH SarabunIT๙" w:hAnsi="TH SarabunIT๙" w:cs="TH SarabunIT๙"/>
-          <w:sz w:val="32"/>
-          <w:szCs w:val="32"/>
-        </w:rPr>
-        <w:t>suspect.id</w:t>
-      </w:r>
-      <w:proofErr w:type="gramEnd"/>
-      <w:r>
-        <w:rPr>
-          <w:rFonts w:ascii="TH SarabunIT๙" w:hAnsi="TH SarabunIT๙" w:cs="TH SarabunIT๙"/>
-          <w:sz w:val="32"/>
-          <w:szCs w:val="32"/>
-        </w:rPr>
-        <w:t>_</w:t>
-      </w:r>
-      <w:proofErr w:type="gramStart"/>
-      <w:r>
-        <w:rPr>
-          <w:rFonts w:ascii="TH SarabunIT๙" w:hAnsi="TH SarabunIT๙" w:cs="TH SarabunIT๙"/>
-          <w:sz w:val="32"/>
-          <w:szCs w:val="32"/>
-        </w:rPr>
-        <w:t>card</w:t>
-      </w:r>
-      <w:proofErr w:type="spellEnd"/>
-      <w:r>
-        <w:rPr>
-          <w:rFonts w:ascii="TH SarabunIT๙" w:hAnsi="TH SarabunIT๙" w:cs="TH SarabunIT๙"/>
-          <w:sz w:val="32"/>
-          <w:szCs w:val="32"/>
-        </w:rPr>
-        <w:t xml:space="preserve"> }</w:t>
-      </w:r>
-      <w:proofErr w:type="gramEnd"/>
-      <w:r>
-        <w:rPr>
-          <w:rFonts w:ascii="TH SarabunIT๙" w:hAnsi="TH SarabunIT๙" w:cs="TH SarabunIT๙"/>
-          <w:sz w:val="32"/>
-          <w:szCs w:val="32"/>
-        </w:rPr>
-        <w:t xml:space="preserve">} </w:t>
+      <w:r>
+        <w:rPr>
+          <w:rFonts w:ascii="TH SarabunIT๙" w:hAnsi="TH SarabunIT๙" w:cs="TH SarabunIT๙"/>
+          <w:sz w:val="32"/>
+          <w:szCs w:val="32"/>
+        </w:rPr>
+        <w:t xml:space="preserve">{{ suspect.id_card }} </w:t>
+      </w:r>
+      <w:r>
+        <w:rPr>
+          <w:rFonts w:ascii="TH SarabunIT๙" w:hAnsi="TH SarabunIT๙" w:cs="TH SarabunIT๙" w:hint="cs"/>
+          <w:sz w:val="32"/>
+          <w:szCs w:val="32"/>
+          <w:cs/>
+        </w:rPr>
+        <w:t>อายุ</w:t>
+      </w:r>
+      <w:r>
+        <w:rPr>
+          <w:rFonts w:ascii="TH SarabunIT๙" w:hAnsi="TH SarabunIT๙" w:cs="TH SarabunIT๙" w:hint="cs"/>
+          <w:sz w:val="32"/>
+          <w:szCs w:val="32"/>
+          <w:cs/>
+        </w:rPr>
+        <w:t xml:space="preserve"> </w:t>
+      </w:r>
+      <w:r>
+        <w:rPr>
+          <w:rFonts w:ascii="TH SarabunIT๙" w:hAnsi="TH SarabunIT๙" w:cs="TH SarabunIT๙"/>
+          <w:sz w:val="32"/>
+          <w:szCs w:val="32"/>
+        </w:rPr>
+        <w:t>{{ suspect.age }}</w:t>
+      </w:r>
+      <w:r>
+        <w:rPr>
+          <w:rFonts w:ascii="TH SarabunIT๙" w:hAnsi="TH SarabunIT๙" w:cs="TH SarabunIT๙"/>
+          <w:sz w:val="32"/>
+          <w:szCs w:val="32"/>
+        </w:rPr>
+        <w:t xml:space="preserve"> </w:t>
+      </w:r>
+      <w:r>
+        <w:rPr>
+          <w:rFonts w:ascii="TH SarabunIT๙" w:hAnsi="TH SarabunIT๙" w:cs="TH SarabunIT๙" w:hint="cs"/>
+          <w:sz w:val="32"/>
+          <w:szCs w:val="32"/>
+          <w:cs/>
+        </w:rPr>
+        <w:t>ปี</w:t>
+      </w:r>
+      <w:r>
+        <w:rPr>
+          <w:rFonts w:ascii="TH SarabunIT๙" w:hAnsi="TH SarabunIT๙" w:cs="TH SarabunIT๙" w:hint="cs"/>
+          <w:sz w:val="32"/>
+          <w:szCs w:val="32"/>
+          <w:cs/>
+        </w:rPr>
+        <w:t xml:space="preserve"> </w:t>
       </w:r>
       <w:r>
         <w:rPr>
@@ -396,59 +392,13 @@
         </w:rPr>
         <w:t xml:space="preserve">ที่อยู่ </w:t>
       </w:r>
-      <w:proofErr w:type="gramStart"/>
-      <w:r>
-        <w:rPr>
-          <w:rFonts w:ascii="TH SarabunIT๙" w:hAnsi="TH SarabunIT๙" w:cs="TH SarabunIT๙"/>
-          <w:sz w:val="32"/>
-          <w:szCs w:val="32"/>
-        </w:rPr>
-        <w:t xml:space="preserve">{{ </w:t>
-      </w:r>
-      <w:proofErr w:type="spellStart"/>
-      <w:r>
-        <w:rPr>
-          <w:rFonts w:ascii="TH SarabunIT๙" w:hAnsi="TH SarabunIT๙" w:cs="TH SarabunIT๙"/>
-          <w:sz w:val="32"/>
-          <w:szCs w:val="32"/>
-        </w:rPr>
-        <w:t>suspect</w:t>
-      </w:r>
-      <w:proofErr w:type="gramEnd"/>
-      <w:r>
-        <w:rPr>
-          <w:rFonts w:ascii="TH SarabunIT๙" w:hAnsi="TH SarabunIT๙" w:cs="TH SarabunIT๙"/>
-          <w:sz w:val="32"/>
-          <w:szCs w:val="32"/>
-        </w:rPr>
-        <w:t>.</w:t>
-      </w:r>
-      <w:proofErr w:type="gramStart"/>
-      <w:r>
-        <w:rPr>
-          <w:rFonts w:ascii="TH SarabunIT๙" w:hAnsi="TH SarabunIT๙" w:cs="TH SarabunIT๙"/>
-          <w:sz w:val="32"/>
-          <w:szCs w:val="32"/>
-        </w:rPr>
-        <w:t>address</w:t>
-      </w:r>
-      <w:proofErr w:type="spellEnd"/>
-      <w:r>
-        <w:rPr>
-          <w:rFonts w:ascii="TH SarabunIT๙" w:hAnsi="TH SarabunIT๙" w:cs="TH SarabunIT๙"/>
-          <w:sz w:val="32"/>
-          <w:szCs w:val="32"/>
-        </w:rPr>
-        <w:t xml:space="preserve"> }</w:t>
-      </w:r>
-      <w:proofErr w:type="gramEnd"/>
-      <w:r>
-        <w:rPr>
-          <w:rFonts w:ascii="TH SarabunIT๙" w:hAnsi="TH SarabunIT๙" w:cs="TH SarabunIT๙"/>
-          <w:sz w:val="32"/>
-          <w:szCs w:val="32"/>
-        </w:rPr>
-        <w:t>}</w:t>
+      <w:r>
+        <w:rPr>
+          <w:rFonts w:ascii="TH SarabunIT๙" w:hAnsi="TH SarabunIT๙" w:cs="TH SarabunIT๙"/>
+          <w:sz w:val="32"/>
+          <w:szCs w:val="32"/>
+        </w:rPr>
+        <w:t>{{ suspect.address }}</w:t>
       </w:r>
       <w:r>
         <w:rPr>
@@ -524,25 +474,7 @@
           <w:sz w:val="32"/>
           <w:szCs w:val="32"/>
         </w:rPr>
-        <w:t xml:space="preserve">{{ </w:t>
-      </w:r>
-      <w:proofErr w:type="spellStart"/>
-      <w:r>
-        <w:rPr>
-          <w:rFonts w:ascii="TH SarabunIT๙" w:hAnsi="TH SarabunIT๙" w:cs="TH SarabunIT๙"/>
-          <w:sz w:val="32"/>
-          <w:szCs w:val="32"/>
-        </w:rPr>
-        <w:t>arrest_date_text</w:t>
-      </w:r>
-      <w:proofErr w:type="spellEnd"/>
-      <w:r>
-        <w:rPr>
-          <w:rFonts w:ascii="TH SarabunIT๙" w:hAnsi="TH SarabunIT๙" w:cs="TH SarabunIT๙"/>
-          <w:sz w:val="32"/>
-          <w:szCs w:val="32"/>
-        </w:rPr>
-        <w:t xml:space="preserve"> }} </w:t>
+        <w:t xml:space="preserve">{{ arrest_date_text }} </w:t>
       </w:r>
       <w:r>
         <w:rPr>
@@ -559,25 +491,7 @@
           <w:sz w:val="32"/>
           <w:szCs w:val="32"/>
         </w:rPr>
-        <w:t xml:space="preserve">{{ </w:t>
-      </w:r>
-      <w:proofErr w:type="spellStart"/>
-      <w:r>
-        <w:rPr>
-          <w:rFonts w:ascii="TH SarabunIT๙" w:hAnsi="TH SarabunIT๙" w:cs="TH SarabunIT๙"/>
-          <w:sz w:val="32"/>
-          <w:szCs w:val="32"/>
-        </w:rPr>
-        <w:t>arrest_time</w:t>
-      </w:r>
-      <w:proofErr w:type="spellEnd"/>
-      <w:r>
-        <w:rPr>
-          <w:rFonts w:ascii="TH SarabunIT๙" w:hAnsi="TH SarabunIT๙" w:cs="TH SarabunIT๙"/>
-          <w:sz w:val="32"/>
-          <w:szCs w:val="32"/>
-        </w:rPr>
-        <w:t xml:space="preserve"> }} </w:t>
+        <w:t xml:space="preserve">{{ arrest_time }} </w:t>
       </w:r>
       <w:r>
         <w:rPr>
@@ -594,25 +508,7 @@
           <w:sz w:val="32"/>
           <w:szCs w:val="32"/>
         </w:rPr>
-        <w:t xml:space="preserve">{{ </w:t>
-      </w:r>
-      <w:proofErr w:type="spellStart"/>
-      <w:r>
-        <w:rPr>
-          <w:rFonts w:ascii="TH SarabunIT๙" w:hAnsi="TH SarabunIT๙" w:cs="TH SarabunIT๙"/>
-          <w:sz w:val="32"/>
-          <w:szCs w:val="32"/>
-        </w:rPr>
-        <w:t>arrest_location</w:t>
-      </w:r>
-      <w:proofErr w:type="spellEnd"/>
-      <w:r>
-        <w:rPr>
-          <w:rFonts w:ascii="TH SarabunIT๙" w:hAnsi="TH SarabunIT๙" w:cs="TH SarabunIT๙"/>
-          <w:sz w:val="32"/>
-          <w:szCs w:val="32"/>
-        </w:rPr>
-        <w:t xml:space="preserve"> }}</w:t>
+        <w:t>{{ arrest_location }}</w:t>
       </w:r>
       <w:r>
         <w:rPr>
@@ -676,25 +572,7 @@
           <w:sz w:val="32"/>
           <w:szCs w:val="32"/>
         </w:rPr>
-        <w:t xml:space="preserve">{{ </w:t>
-      </w:r>
-      <w:proofErr w:type="spellStart"/>
-      <w:r>
-        <w:rPr>
-          <w:rFonts w:ascii="TH SarabunIT๙" w:hAnsi="TH SarabunIT๙" w:cs="TH SarabunIT๙"/>
-          <w:sz w:val="32"/>
-          <w:szCs w:val="32"/>
-        </w:rPr>
-        <w:t>arrest_circumstances</w:t>
-      </w:r>
-      <w:proofErr w:type="spellEnd"/>
-      <w:r>
-        <w:rPr>
-          <w:rFonts w:ascii="TH SarabunIT๙" w:hAnsi="TH SarabunIT๙" w:cs="TH SarabunIT๙"/>
-          <w:sz w:val="32"/>
-          <w:szCs w:val="32"/>
-        </w:rPr>
-        <w:t xml:space="preserve"> }}</w:t>
+        <w:t>{{ arrest_circumstances }}</w:t>
       </w:r>
       <w:r>
         <w:rPr>
@@ -758,25 +636,7 @@
           <w:sz w:val="32"/>
           <w:szCs w:val="32"/>
         </w:rPr>
-        <w:t xml:space="preserve">{{ </w:t>
-      </w:r>
-      <w:proofErr w:type="spellStart"/>
-      <w:r>
-        <w:rPr>
-          <w:rFonts w:ascii="TH SarabunIT๙" w:hAnsi="TH SarabunIT๙" w:cs="TH SarabunIT๙"/>
-          <w:sz w:val="32"/>
-          <w:szCs w:val="32"/>
-        </w:rPr>
-        <w:t>detention_location</w:t>
-      </w:r>
-      <w:proofErr w:type="spellEnd"/>
-      <w:r>
-        <w:rPr>
-          <w:rFonts w:ascii="TH SarabunIT๙" w:hAnsi="TH SarabunIT๙" w:cs="TH SarabunIT๙"/>
-          <w:sz w:val="32"/>
-          <w:szCs w:val="32"/>
-        </w:rPr>
-        <w:t xml:space="preserve"> }}</w:t>
+        <w:t>{{ detention_location }}</w:t>
       </w:r>
     </w:p>
     <w:p>
@@ -881,41 +741,13 @@
           <w:szCs w:val="32"/>
         </w:rPr>
       </w:pPr>
-      <w:proofErr w:type="gramStart"/>
-      <w:r>
-        <w:rPr>
-          <w:rFonts w:ascii="TH SarabunIT๙" w:hAnsi="TH SarabunIT๙" w:cs="TH SarabunIT๙"/>
-          <w:sz w:val="32"/>
-          <w:szCs w:val="32"/>
-        </w:rPr>
-        <w:t>{{ officer</w:t>
-      </w:r>
-      <w:proofErr w:type="gramEnd"/>
-      <w:r>
-        <w:rPr>
-          <w:rFonts w:ascii="TH SarabunIT๙" w:hAnsi="TH SarabunIT๙" w:cs="TH SarabunIT๙"/>
-          <w:sz w:val="32"/>
-          <w:szCs w:val="32"/>
-        </w:rPr>
-        <w:t>_m22_</w:t>
-      </w:r>
-      <w:proofErr w:type="gramStart"/>
-      <w:r>
-        <w:rPr>
-          <w:rFonts w:ascii="TH SarabunIT๙" w:hAnsi="TH SarabunIT๙" w:cs="TH SarabunIT๙"/>
-          <w:sz w:val="32"/>
-          <w:szCs w:val="32"/>
-        </w:rPr>
-        <w:t>name }</w:t>
-      </w:r>
-      <w:proofErr w:type="gramEnd"/>
-      <w:r>
-        <w:rPr>
-          <w:rFonts w:ascii="TH SarabunIT๙" w:hAnsi="TH SarabunIT๙" w:cs="TH SarabunIT๙"/>
-          <w:sz w:val="32"/>
-          <w:szCs w:val="32"/>
-        </w:rPr>
-        <w:t xml:space="preserve">} </w:t>
+      <w:r>
+        <w:rPr>
+          <w:rFonts w:ascii="TH SarabunIT๙" w:hAnsi="TH SarabunIT๙" w:cs="TH SarabunIT๙"/>
+          <w:sz w:val="32"/>
+          <w:szCs w:val="32"/>
+        </w:rPr>
+        <w:t xml:space="preserve">{{ officer_m22_name }} </w:t>
       </w:r>
       <w:r>
         <w:rPr>
@@ -926,41 +758,13 @@
         </w:rPr>
         <w:t xml:space="preserve">หมายเลขโทรศัพท์: </w:t>
       </w:r>
-      <w:proofErr w:type="gramStart"/>
-      <w:r>
-        <w:rPr>
-          <w:rFonts w:ascii="TH SarabunIT๙" w:hAnsi="TH SarabunIT๙" w:cs="TH SarabunIT๙"/>
-          <w:sz w:val="32"/>
-          <w:szCs w:val="32"/>
-        </w:rPr>
-        <w:t>{{ officer</w:t>
-      </w:r>
-      <w:proofErr w:type="gramEnd"/>
-      <w:r>
-        <w:rPr>
-          <w:rFonts w:ascii="TH SarabunIT๙" w:hAnsi="TH SarabunIT๙" w:cs="TH SarabunIT๙"/>
-          <w:sz w:val="32"/>
-          <w:szCs w:val="32"/>
-        </w:rPr>
-        <w:t>_m22_</w:t>
-      </w:r>
-      <w:proofErr w:type="gramStart"/>
-      <w:r>
-        <w:rPr>
-          <w:rFonts w:ascii="TH SarabunIT๙" w:hAnsi="TH SarabunIT๙" w:cs="TH SarabunIT๙"/>
-          <w:sz w:val="32"/>
-          <w:szCs w:val="32"/>
-        </w:rPr>
-        <w:t>phone }</w:t>
-      </w:r>
-      <w:proofErr w:type="gramEnd"/>
-      <w:r>
-        <w:rPr>
-          <w:rFonts w:ascii="TH SarabunIT๙" w:hAnsi="TH SarabunIT๙" w:cs="TH SarabunIT๙"/>
-          <w:sz w:val="32"/>
-          <w:szCs w:val="32"/>
-        </w:rPr>
-        <w:t>}</w:t>
+      <w:r>
+        <w:rPr>
+          <w:rFonts w:ascii="TH SarabunIT๙" w:hAnsi="TH SarabunIT๙" w:cs="TH SarabunIT๙"/>
+          <w:sz w:val="32"/>
+          <w:szCs w:val="32"/>
+        </w:rPr>
+        <w:t>{{ officer_m22_phone }}</w:t>
       </w:r>
       <w:r>
         <w:rPr>
@@ -1019,59 +823,13 @@
           <w:szCs w:val="32"/>
         </w:rPr>
       </w:pPr>
-      <w:proofErr w:type="gramStart"/>
-      <w:r>
-        <w:rPr>
-          <w:rFonts w:ascii="TH SarabunIT๙" w:hAnsi="TH SarabunIT๙" w:cs="TH SarabunIT๙"/>
-          <w:sz w:val="32"/>
-          <w:szCs w:val="32"/>
-        </w:rPr>
-        <w:t xml:space="preserve">{{ </w:t>
-      </w:r>
-      <w:proofErr w:type="spellStart"/>
-      <w:r>
-        <w:rPr>
-          <w:rFonts w:ascii="TH SarabunIT๙" w:hAnsi="TH SarabunIT๙" w:cs="TH SarabunIT๙"/>
-          <w:sz w:val="32"/>
-          <w:szCs w:val="32"/>
-        </w:rPr>
-        <w:t>force</w:t>
-      </w:r>
-      <w:proofErr w:type="gramEnd"/>
-      <w:r>
-        <w:rPr>
-          <w:rFonts w:ascii="TH SarabunIT๙" w:hAnsi="TH SarabunIT๙" w:cs="TH SarabunIT๙"/>
-          <w:sz w:val="32"/>
-          <w:szCs w:val="32"/>
-        </w:rPr>
-        <w:t>_</w:t>
-      </w:r>
-      <w:proofErr w:type="gramStart"/>
-      <w:r>
-        <w:rPr>
-          <w:rFonts w:ascii="TH SarabunIT๙" w:hAnsi="TH SarabunIT๙" w:cs="TH SarabunIT๙"/>
-          <w:sz w:val="32"/>
-          <w:szCs w:val="32"/>
-        </w:rPr>
-        <w:t>majeure</w:t>
-      </w:r>
-      <w:proofErr w:type="spellEnd"/>
-      <w:r>
-        <w:rPr>
-          <w:rFonts w:ascii="TH SarabunIT๙" w:hAnsi="TH SarabunIT๙" w:cs="TH SarabunIT๙"/>
-          <w:sz w:val="32"/>
-          <w:szCs w:val="32"/>
-        </w:rPr>
-        <w:t xml:space="preserve"> }</w:t>
-      </w:r>
-      <w:proofErr w:type="gramEnd"/>
-      <w:r>
-        <w:rPr>
-          <w:rFonts w:ascii="TH SarabunIT๙" w:hAnsi="TH SarabunIT๙" w:cs="TH SarabunIT๙"/>
-          <w:sz w:val="32"/>
-          <w:szCs w:val="32"/>
-        </w:rPr>
-        <w:t>}</w:t>
+      <w:r>
+        <w:rPr>
+          <w:rFonts w:ascii="TH SarabunIT๙" w:hAnsi="TH SarabunIT๙" w:cs="TH SarabunIT๙"/>
+          <w:sz w:val="32"/>
+          <w:szCs w:val="32"/>
+        </w:rPr>
+        <w:t>{{ force_majeure }}</w:t>
       </w:r>
       <w:r>
         <w:rPr>
@@ -1130,7 +888,6 @@
           <w:szCs w:val="32"/>
         </w:rPr>
       </w:pPr>
-      <w:proofErr w:type="gramStart"/>
       <w:r>
         <w:rPr>
           <w:rFonts w:ascii="TH SarabunIT๙" w:eastAsiaTheme="minorHAnsi" w:hAnsi="TH SarabunIT๙" w:cs="TH SarabunIT๙"/>
@@ -1140,9 +897,8 @@
           <w:szCs w:val="32"/>
           <w:lang w:val="en-US" w:eastAsia="en-US"/>
         </w:rPr>
-        <w:t xml:space="preserve">{{ </w:t>
-      </w:r>
-      <w:proofErr w:type="spellStart"/>
+        <w:t xml:space="preserve">{{ notif_officer_name }} </w:t>
+      </w:r>
       <w:r>
         <w:rPr>
           <w:rFonts w:ascii="TH SarabunIT๙" w:eastAsiaTheme="minorHAnsi" w:hAnsi="TH SarabunIT๙" w:cs="TH SarabunIT๙"/>
@@ -1150,11 +906,11 @@
           <w:bCs w:val="0"/>
           <w:sz w:val="32"/>
           <w:szCs w:val="32"/>
+          <w:cs/>
           <w:lang w:val="en-US" w:eastAsia="en-US"/>
         </w:rPr>
-        <w:t>notif</w:t>
-      </w:r>
-      <w:proofErr w:type="gramEnd"/>
+        <w:t xml:space="preserve">หมายเลขโทรศัพท์: </w:t>
+      </w:r>
       <w:r>
         <w:rPr>
           <w:rFonts w:ascii="TH SarabunIT๙" w:eastAsiaTheme="minorHAnsi" w:hAnsi="TH SarabunIT๙" w:cs="TH SarabunIT๙"/>
@@ -1164,127 +920,7 @@
           <w:szCs w:val="32"/>
           <w:lang w:val="en-US" w:eastAsia="en-US"/>
         </w:rPr>
-        <w:t>_officer_</w:t>
-      </w:r>
-      <w:proofErr w:type="gramStart"/>
-      <w:r>
-        <w:rPr>
-          <w:rFonts w:ascii="TH SarabunIT๙" w:eastAsiaTheme="minorHAnsi" w:hAnsi="TH SarabunIT๙" w:cs="TH SarabunIT๙"/>
-          <w:b w:val="0"/>
-          <w:bCs w:val="0"/>
-          <w:sz w:val="32"/>
-          <w:szCs w:val="32"/>
-          <w:lang w:val="en-US" w:eastAsia="en-US"/>
-        </w:rPr>
-        <w:t>name</w:t>
-      </w:r>
-      <w:proofErr w:type="spellEnd"/>
-      <w:r>
-        <w:rPr>
-          <w:rFonts w:ascii="TH SarabunIT๙" w:eastAsiaTheme="minorHAnsi" w:hAnsi="TH SarabunIT๙" w:cs="TH SarabunIT๙"/>
-          <w:b w:val="0"/>
-          <w:bCs w:val="0"/>
-          <w:sz w:val="32"/>
-          <w:szCs w:val="32"/>
-          <w:lang w:val="en-US" w:eastAsia="en-US"/>
-        </w:rPr>
-        <w:t xml:space="preserve"> }</w:t>
-      </w:r>
-      <w:proofErr w:type="gramEnd"/>
-      <w:r>
-        <w:rPr>
-          <w:rFonts w:ascii="TH SarabunIT๙" w:eastAsiaTheme="minorHAnsi" w:hAnsi="TH SarabunIT๙" w:cs="TH SarabunIT๙"/>
-          <w:b w:val="0"/>
-          <w:bCs w:val="0"/>
-          <w:sz w:val="32"/>
-          <w:szCs w:val="32"/>
-          <w:lang w:val="en-US" w:eastAsia="en-US"/>
-        </w:rPr>
-        <w:t xml:space="preserve">} </w:t>
-      </w:r>
-      <w:r>
-        <w:rPr>
-          <w:rFonts w:ascii="TH SarabunIT๙" w:eastAsiaTheme="minorHAnsi" w:hAnsi="TH SarabunIT๙" w:cs="TH SarabunIT๙"/>
-          <w:b w:val="0"/>
-          <w:bCs w:val="0"/>
-          <w:sz w:val="32"/>
-          <w:szCs w:val="32"/>
-          <w:cs/>
-          <w:lang w:val="en-US" w:eastAsia="en-US"/>
-        </w:rPr>
-        <w:t xml:space="preserve">หมายเลขโทรศัพท์: </w:t>
-      </w:r>
-      <w:proofErr w:type="gramStart"/>
-      <w:r>
-        <w:rPr>
-          <w:rFonts w:ascii="TH SarabunIT๙" w:eastAsiaTheme="minorHAnsi" w:hAnsi="TH SarabunIT๙" w:cs="TH SarabunIT๙"/>
-          <w:b w:val="0"/>
-          <w:bCs w:val="0"/>
-          <w:sz w:val="32"/>
-          <w:szCs w:val="32"/>
-          <w:lang w:val="en-US" w:eastAsia="en-US"/>
-        </w:rPr>
-        <w:t xml:space="preserve">{{ </w:t>
-      </w:r>
-      <w:proofErr w:type="spellStart"/>
-      <w:r>
-        <w:rPr>
-          <w:rFonts w:ascii="TH SarabunIT๙" w:eastAsiaTheme="minorHAnsi" w:hAnsi="TH SarabunIT๙" w:cs="TH SarabunIT๙"/>
-          <w:b w:val="0"/>
-          <w:bCs w:val="0"/>
-          <w:sz w:val="32"/>
-          <w:szCs w:val="32"/>
-          <w:lang w:val="en-US" w:eastAsia="en-US"/>
-        </w:rPr>
-        <w:t>notif</w:t>
-      </w:r>
-      <w:proofErr w:type="gramEnd"/>
-      <w:r>
-        <w:rPr>
-          <w:rFonts w:ascii="TH SarabunIT๙" w:eastAsiaTheme="minorHAnsi" w:hAnsi="TH SarabunIT๙" w:cs="TH SarabunIT๙"/>
-          <w:b w:val="0"/>
-          <w:bCs w:val="0"/>
-          <w:sz w:val="32"/>
-          <w:szCs w:val="32"/>
-          <w:lang w:val="en-US" w:eastAsia="en-US"/>
-        </w:rPr>
-        <w:t>_</w:t>
-      </w:r>
-      <w:proofErr w:type="gramStart"/>
-      <w:r>
-        <w:rPr>
-          <w:rFonts w:ascii="TH SarabunIT๙" w:eastAsiaTheme="minorHAnsi" w:hAnsi="TH SarabunIT๙" w:cs="TH SarabunIT๙"/>
-          <w:b w:val="0"/>
-          <w:bCs w:val="0"/>
-          <w:sz w:val="32"/>
-          <w:szCs w:val="32"/>
-          <w:lang w:val="en-US" w:eastAsia="en-US"/>
-        </w:rPr>
-        <w:t>phone</w:t>
-      </w:r>
-      <w:proofErr w:type="spellEnd"/>
-      <w:r>
-        <w:rPr>
-          <w:rFonts w:ascii="TH SarabunIT๙" w:eastAsiaTheme="minorHAnsi" w:hAnsi="TH SarabunIT๙" w:cs="TH SarabunIT๙"/>
-          <w:b w:val="0"/>
-          <w:bCs w:val="0"/>
-          <w:sz w:val="32"/>
-          <w:szCs w:val="32"/>
-          <w:lang w:val="en-US" w:eastAsia="en-US"/>
-        </w:rPr>
-        <w:t xml:space="preserve"> }</w:t>
-      </w:r>
-      <w:proofErr w:type="gramEnd"/>
-      <w:r>
-        <w:rPr>
-          <w:rFonts w:ascii="TH SarabunIT๙" w:eastAsiaTheme="minorHAnsi" w:hAnsi="TH SarabunIT๙" w:cs="TH SarabunIT๙"/>
-          <w:b w:val="0"/>
-          <w:bCs w:val="0"/>
-          <w:sz w:val="32"/>
-          <w:szCs w:val="32"/>
-          <w:lang w:val="en-US" w:eastAsia="en-US"/>
-        </w:rPr>
-        <w:t>}</w:t>
+        <w:t>{{ notif_phone }}</w:t>
       </w:r>
     </w:p>
     <w:p>
@@ -1398,41 +1034,13 @@
                 <w:szCs w:val="32"/>
               </w:rPr>
             </w:pPr>
-            <w:proofErr w:type="gramStart"/>
             <w:r>
               <w:rPr>
                 <w:rFonts w:ascii="TH SarabunIT๙" w:hAnsi="TH SarabunIT๙" w:cs="TH SarabunIT๙"/>
                 <w:sz w:val="32"/>
                 <w:szCs w:val="32"/>
               </w:rPr>
-              <w:t>( {{ officer</w:t>
-            </w:r>
-            <w:proofErr w:type="gramEnd"/>
-            <w:r>
-              <w:rPr>
-                <w:rFonts w:ascii="TH SarabunIT๙" w:hAnsi="TH SarabunIT๙" w:cs="TH SarabunIT๙"/>
-                <w:sz w:val="32"/>
-                <w:szCs w:val="32"/>
-              </w:rPr>
-              <w:t>_m22_</w:t>
-            </w:r>
-            <w:proofErr w:type="gramStart"/>
-            <w:r>
-              <w:rPr>
-                <w:rFonts w:ascii="TH SarabunIT๙" w:hAnsi="TH SarabunIT๙" w:cs="TH SarabunIT๙"/>
-                <w:sz w:val="32"/>
-                <w:szCs w:val="32"/>
-              </w:rPr>
-              <w:t>name }</w:t>
-            </w:r>
-            <w:proofErr w:type="gramEnd"/>
-            <w:r>
-              <w:rPr>
-                <w:rFonts w:ascii="TH SarabunIT๙" w:hAnsi="TH SarabunIT๙" w:cs="TH SarabunIT๙"/>
-                <w:sz w:val="32"/>
-                <w:szCs w:val="32"/>
-              </w:rPr>
-              <w:t>} )</w:t>
+              <w:t>( {{ officer_m22_name }} )</w:t>
             </w:r>
           </w:p>
           <w:p>
@@ -1477,34 +1085,14 @@
               </w:rPr>
               <w:t xml:space="preserve">ลงชื่อ ........................................................ </w:t>
             </w:r>
-            <w:proofErr w:type="gramStart"/>
             <w:r>
               <w:rPr>
                 <w:rFonts w:ascii="TH SarabunIT๙" w:hAnsi="TH SarabunIT๙" w:cs="TH SarabunIT๙"/>
                 <w:sz w:val="32"/>
                 <w:szCs w:val="32"/>
               </w:rPr>
-              <w:t>( {{ suspect.name</w:t>
+              <w:t>( {{ suspect.name }} )</w:t>
             </w:r>
-            <w:proofErr w:type="gramEnd"/>
-            <w:r>
-              <w:rPr>
-                <w:rFonts w:ascii="TH SarabunIT๙" w:hAnsi="TH SarabunIT๙" w:cs="TH SarabunIT๙"/>
-                <w:sz w:val="32"/>
-                <w:szCs w:val="32"/>
-              </w:rPr>
-              <w:t xml:space="preserve"> }</w:t>
-            </w:r>
-            <w:proofErr w:type="gramStart"/>
-            <w:r>
-              <w:rPr>
-                <w:rFonts w:ascii="TH SarabunIT๙" w:hAnsi="TH SarabunIT๙" w:cs="TH SarabunIT๙"/>
-                <w:sz w:val="32"/>
-                <w:szCs w:val="32"/>
-              </w:rPr>
-              <w:t>} )</w:t>
-            </w:r>
-            <w:proofErr w:type="gramEnd"/>
           </w:p>
           <w:p>
             <w:pPr>
@@ -2056,7 +1644,6 @@
   <w:style w:type="character" w:default="1" w:styleId="a1">
     <w:name w:val="Default Paragraph Font"/>
     <w:uiPriority w:val="1"/>
-    <w:semiHidden/>
     <w:unhideWhenUsed/>
   </w:style>
   <w:style w:type="table" w:default="1" w:styleId="a2">
